--- a/Weekly Reports/Self_Driving_RC_Car.docx
+++ b/Weekly Reports/Self_Driving_RC_Car.docx
@@ -341,7 +341,7 @@
         <w:rPr>
           <w:sz w:val="24"/>
         </w:rPr>
-        <w:t xml:space="preserve">Get a first training run going in TensorFlow on a public traffic-sign dataset (LISA), push the training script to the GitHub repo, and start figuring out how to convert the model to TensorFlow Lite so it can run on the CM5.</w:t>
+        <w:t xml:space="preserve">Get the model trained in TensorFlow on the German traffic-sign dataset (GTSRB) and push the training code to the repo.</w:t>
       </w:r>
     </w:p>
     <w:p>
